--- a/templates/правила приема, заявление.docx
+++ b/templates/правила приема, заявление.docx
@@ -142,20 +142,26 @@
               <w:rPr>
                 <w:lang w:val="ru-RU"/>
               </w:rPr>
-              <w:t>Фамилия $</w:t>
+              <w:t xml:space="preserve">Фамилия </w:t>
             </w:r>
             <w:r>
               <w:rPr>
                 <w:u w:val="single"/>
                 <w:lang w:val="ru-RU"/>
               </w:rPr>
-              <w:t>{</w:t>
+              <w:t>${</w:t>
             </w:r>
             <w:r>
               <w:rPr>
                 <w:u w:val="single"/>
               </w:rPr>
-              <w:t>last</w:t>
+              <w:t>l</w:t>
+            </w:r>
+            <w:r>
+              <w:rPr>
+                <w:u w:val="single"/>
+              </w:rPr>
+              <w:t>ast</w:t>
             </w:r>
             <w:r>
               <w:rPr>
@@ -199,13 +205,13 @@
               <w:t>Имя</w:t>
             </w:r>
             <w:r>
-              <w:t xml:space="preserve"> $</w:t>
+              <w:t xml:space="preserve"> </w:t>
             </w:r>
             <w:r>
               <w:rPr>
                 <w:u w:val="single"/>
               </w:rPr>
-              <w:t>{</w:t>
+              <w:t>${</w:t>
             </w:r>
             <w:proofErr w:type="spellStart"/>
             <w:r>
@@ -242,13 +248,13 @@
               <w:t>Отчество</w:t>
             </w:r>
             <w:r>
-              <w:t xml:space="preserve"> $</w:t>
+              <w:t xml:space="preserve"> </w:t>
             </w:r>
             <w:r>
               <w:rPr>
                 <w:u w:val="single"/>
               </w:rPr>
-              <w:t>{</w:t>
+              <w:t>${</w:t>
             </w:r>
             <w:proofErr w:type="spellStart"/>
             <w:r>
@@ -406,6 +412,13 @@
                 <w:lang w:val="ru-RU"/>
               </w:rPr>
               <w:t>}</w:t>
+            </w:r>
+            <w:r>
+              <w:rPr>
+                <w:u w:val="single"/>
+                <w:lang w:val="ru-RU"/>
+              </w:rPr>
+              <w:tab/>
             </w:r>
           </w:p>
           <w:p>
@@ -669,60 +682,111 @@
     <w:p>
       <w:pPr>
         <w:spacing w:after="0" w:line="280" w:lineRule="exact"/>
-        <w:rPr>
-          <w:lang w:val="ru-RU"/>
-        </w:rPr>
       </w:pPr>
       <w:r>
         <w:rPr>
           <w:lang w:val="ru-RU"/>
         </w:rPr>
-        <w:t xml:space="preserve">по профессии    </w:t>
-      </w:r>
-      <w:r>
-        <w:rPr>
-          <w:rFonts w:ascii="Segoe UI Symbol" w:hAnsi="Segoe UI Symbol" w:cs="Segoe UI Symbol"/>
-          <w:lang w:val="ru-RU"/>
-        </w:rPr>
-        <w:t>☐</w:t>
-      </w:r>
-      <w:r>
-        <w:rPr>
-          <w:lang w:val="ru-RU"/>
-        </w:rPr>
-        <w:t xml:space="preserve"> _</w:t>
-      </w:r>
-      <w:r>
-        <w:rPr>
-          <w:lang w:val="ru-RU"/>
-        </w:rPr>
-        <w:t>______________________________________________________</w:t>
-      </w:r>
-      <w:r>
-        <w:rPr>
-          <w:lang w:val="ru-RU"/>
-        </w:rPr>
-        <w:t>__</w:t>
-      </w:r>
-      <w:r>
-        <w:rPr>
-          <w:lang w:val="ru-RU"/>
-        </w:rPr>
-        <w:t>______</w:t>
+        <w:t>по</w:t>
+      </w:r>
+      <w:r>
+        <w:t xml:space="preserve"> </w:t>
+      </w:r>
+      <w:r>
+        <w:rPr>
+          <w:lang w:val="ru-RU"/>
+        </w:rPr>
+        <w:t>профессии</w:t>
+      </w:r>
+      <w:r>
+        <w:t xml:space="preserve">    </w:t>
+      </w:r>
+      <w:r>
+        <w:t>${</w:t>
+      </w:r>
+      <w:proofErr w:type="spellStart"/>
+      <w:r>
+        <w:t>is_</w:t>
+      </w:r>
+      <w:r>
+        <w:t>profession</w:t>
+      </w:r>
+      <w:proofErr w:type="spellEnd"/>
+      <w:r>
+        <w:t>}</w:t>
       </w:r>
     </w:p>
     <w:p>
       <w:pPr>
+        <w:tabs>
+          <w:tab w:val="left" w:pos="10236"/>
+        </w:tabs>
         <w:spacing w:after="0" w:line="280" w:lineRule="exact"/>
-        <w:rPr>
-          <w:lang w:val="ru-RU"/>
-        </w:rPr>
       </w:pPr>
       <w:r>
         <w:rPr>
-          <w:lang w:val="ru-RU"/>
-        </w:rPr>
-        <w:t>________________________________________________________________________________</w:t>
+          <w:u w:val="single"/>
+        </w:rPr>
+        <w:t>${</w:t>
+      </w:r>
+      <w:proofErr w:type="spellStart"/>
+      <w:r>
+        <w:rPr>
+          <w:u w:val="single"/>
+        </w:rPr>
+        <w:t>profession</w:t>
+      </w:r>
+      <w:r>
+        <w:rPr>
+          <w:u w:val="single"/>
+        </w:rPr>
+        <w:t>_</w:t>
+      </w:r>
+      <w:r>
+        <w:rPr>
+          <w:u w:val="single"/>
+        </w:rPr>
+        <w:t>code</w:t>
+      </w:r>
+      <w:proofErr w:type="spellEnd"/>
+      <w:r>
+        <w:rPr>
+          <w:u w:val="single"/>
+        </w:rPr>
+        <w:t>} ${</w:t>
+      </w:r>
+      <w:proofErr w:type="spellStart"/>
+      <w:r>
+        <w:rPr>
+          <w:u w:val="single"/>
+        </w:rPr>
+        <w:t>profession</w:t>
+      </w:r>
+      <w:r>
+        <w:rPr>
+          <w:u w:val="single"/>
+        </w:rPr>
+        <w:t>_</w:t>
+      </w:r>
+      <w:r>
+        <w:rPr>
+          <w:u w:val="single"/>
+        </w:rPr>
+        <w:t>name</w:t>
+      </w:r>
+      <w:proofErr w:type="spellEnd"/>
+      <w:r>
+        <w:rPr>
+          <w:u w:val="single"/>
+        </w:rPr>
+        <w:t>}</w:t>
+      </w:r>
+      <w:r>
+        <w:rPr>
+          <w:u w:val="single"/>
+          <w:lang w:val="ru-RU"/>
+        </w:rPr>
+        <w:tab/>
       </w:r>
     </w:p>
     <w:p>
@@ -744,6 +808,9 @@
     <w:p>
       <w:pPr>
         <w:spacing w:after="0" w:line="280" w:lineRule="exact"/>
+        <w:rPr>
+          <w:lang w:val="ru-RU"/>
+        </w:rPr>
       </w:pPr>
       <w:r>
         <w:rPr>
@@ -752,17 +819,35 @@
         <w:t>специальности</w:t>
       </w:r>
       <w:r>
+        <w:rPr>
+          <w:lang w:val="ru-RU"/>
+        </w:rPr>
         <w:t xml:space="preserve">    </w:t>
       </w:r>
       <w:r>
+        <w:rPr>
+          <w:lang w:val="ru-RU"/>
+        </w:rPr>
         <w:t>${</w:t>
       </w:r>
+      <w:r>
+        <w:t>is</w:t>
+      </w:r>
+      <w:r>
+        <w:rPr>
+          <w:lang w:val="ru-RU"/>
+        </w:rPr>
+        <w:t>_</w:t>
+      </w:r>
       <w:proofErr w:type="spellStart"/>
       <w:r>
-        <w:t>is_specialnost</w:t>
+        <w:t>specialnost</w:t>
       </w:r>
       <w:proofErr w:type="spellEnd"/>
       <w:r>
+        <w:rPr>
+          <w:lang w:val="ru-RU"/>
+        </w:rPr>
         <w:t>}</w:t>
       </w:r>
     </w:p>
@@ -775,11 +860,13 @@
         <w:jc w:val="both"/>
         <w:rPr>
           <w:u w:val="single"/>
+          <w:lang w:val="ru-RU"/>
         </w:rPr>
       </w:pPr>
       <w:r>
         <w:rPr>
           <w:u w:val="single"/>
+          <w:lang w:val="ru-RU"/>
         </w:rPr>
         <w:t>${</w:t>
       </w:r>
@@ -788,18 +875,33 @@
         <w:rPr>
           <w:u w:val="single"/>
         </w:rPr>
-        <w:t>speciality_code</w:t>
+        <w:t>speciality</w:t>
       </w:r>
       <w:proofErr w:type="spellEnd"/>
       <w:r>
         <w:rPr>
           <w:u w:val="single"/>
+          <w:lang w:val="ru-RU"/>
+        </w:rPr>
+        <w:t>_</w:t>
+      </w:r>
+      <w:r>
+        <w:rPr>
+          <w:u w:val="single"/>
+        </w:rPr>
+        <w:t>code</w:t>
+      </w:r>
+      <w:r>
+        <w:rPr>
+          <w:u w:val="single"/>
+          <w:lang w:val="ru-RU"/>
         </w:rPr>
         <w:t xml:space="preserve">} </w:t>
       </w:r>
       <w:r>
         <w:rPr>
           <w:u w:val="single"/>
+          <w:lang w:val="ru-RU"/>
         </w:rPr>
         <w:t>${</w:t>
       </w:r>
@@ -810,9 +912,11 @@
         </w:rPr>
         <w:t>speciality</w:t>
       </w:r>
+      <w:proofErr w:type="spellEnd"/>
       <w:r>
         <w:rPr>
           <w:u w:val="single"/>
+          <w:lang w:val="ru-RU"/>
         </w:rPr>
         <w:t>_</w:t>
       </w:r>
@@ -822,16 +926,17 @@
         </w:rPr>
         <w:t>name</w:t>
       </w:r>
-      <w:proofErr w:type="spellEnd"/>
       <w:r>
         <w:rPr>
           <w:u w:val="single"/>
+          <w:lang w:val="ru-RU"/>
         </w:rPr>
         <w:t>}</w:t>
       </w:r>
       <w:r>
         <w:rPr>
           <w:u w:val="single"/>
+          <w:lang w:val="ru-RU"/>
         </w:rPr>
         <w:tab/>
       </w:r>
@@ -2222,6 +2327,9 @@
     <w:p>
       <w:pPr>
         <w:spacing w:after="0" w:line="280" w:lineRule="exact"/>
+        <w:rPr>
+          <w:lang w:val="ru-RU"/>
+        </w:rPr>
       </w:pPr>
     </w:p>
     <w:sectPr>
@@ -3044,6 +3152,7 @@
   <w:style w:type="character" w:default="1" w:styleId="a2">
     <w:name w:val="Default Paragraph Font"/>
     <w:uiPriority w:val="1"/>
+    <w:semiHidden/>
     <w:unhideWhenUsed/>
   </w:style>
   <w:style w:type="table" w:default="1" w:styleId="a3">
